--- a/tillsyn/A 23096-2025 tillsynsbegäran.docx
+++ b/tillsyn/A 23096-2025 tillsynsbegäran.docx
@@ -229,7 +229,7 @@
     <w:r>
       <w:tab/>
       <w:tab/>
-      <w:t>2025-06-13</w:t>
+      <w:t>2025-06-15</w:t>
       <w:br/>
       <w:br/>
     </w:r>

--- a/tillsyn/A 23096-2025 tillsynsbegäran.docx
+++ b/tillsyn/A 23096-2025 tillsynsbegäran.docx
@@ -229,7 +229,7 @@
     <w:r>
       <w:tab/>
       <w:tab/>
-      <w:t>2025-06-15</w:t>
+      <w:t>2025-06-16</w:t>
       <w:br/>
       <w:br/>
     </w:r>

--- a/tillsyn/A 23096-2025 tillsynsbegäran.docx
+++ b/tillsyn/A 23096-2025 tillsynsbegäran.docx
@@ -229,7 +229,7 @@
     <w:r>
       <w:tab/>
       <w:tab/>
-      <w:t>2025-06-16</w:t>
+      <w:t>2025-06-17</w:t>
       <w:br/>
       <w:br/>
     </w:r>

--- a/tillsyn/A 23096-2025 tillsynsbegäran.docx
+++ b/tillsyn/A 23096-2025 tillsynsbegäran.docx
@@ -229,7 +229,7 @@
     <w:r>
       <w:tab/>
       <w:tab/>
-      <w:t>2025-06-17</w:t>
+      <w:t>2025-06-18</w:t>
       <w:br/>
       <w:br/>
     </w:r>

--- a/tillsyn/A 23096-2025 tillsynsbegäran.docx
+++ b/tillsyn/A 23096-2025 tillsynsbegäran.docx
@@ -229,7 +229,7 @@
     <w:r>
       <w:tab/>
       <w:tab/>
-      <w:t>2025-06-18</w:t>
+      <w:t>2025-06-19</w:t>
       <w:br/>
       <w:br/>
     </w:r>

--- a/tillsyn/A 23096-2025 tillsynsbegäran.docx
+++ b/tillsyn/A 23096-2025 tillsynsbegäran.docx
@@ -229,7 +229,7 @@
     <w:r>
       <w:tab/>
       <w:tab/>
-      <w:t>2025-06-19</w:t>
+      <w:t>2025-06-20</w:t>
       <w:br/>
       <w:br/>
     </w:r>

--- a/tillsyn/A 23096-2025 tillsynsbegäran.docx
+++ b/tillsyn/A 23096-2025 tillsynsbegäran.docx
@@ -229,7 +229,7 @@
     <w:r>
       <w:tab/>
       <w:tab/>
-      <w:t>2025-06-20</w:t>
+      <w:t>2025-06-21</w:t>
       <w:br/>
       <w:br/>
     </w:r>

--- a/tillsyn/A 23096-2025 tillsynsbegäran.docx
+++ b/tillsyn/A 23096-2025 tillsynsbegäran.docx
@@ -229,7 +229,7 @@
     <w:r>
       <w:tab/>
       <w:tab/>
-      <w:t>2025-06-21</w:t>
+      <w:t>2025-06-22</w:t>
       <w:br/>
       <w:br/>
     </w:r>

--- a/tillsyn/A 23096-2025 tillsynsbegäran.docx
+++ b/tillsyn/A 23096-2025 tillsynsbegäran.docx
@@ -229,7 +229,7 @@
     <w:r>
       <w:tab/>
       <w:tab/>
-      <w:t>2025-06-22</w:t>
+      <w:t>2025-06-23</w:t>
       <w:br/>
       <w:br/>
     </w:r>

--- a/tillsyn/A 23096-2025 tillsynsbegäran.docx
+++ b/tillsyn/A 23096-2025 tillsynsbegäran.docx
@@ -229,7 +229,7 @@
     <w:r>
       <w:tab/>
       <w:tab/>
-      <w:t>2025-06-23</w:t>
+      <w:t>2025-06-24</w:t>
       <w:br/>
       <w:br/>
     </w:r>

--- a/tillsyn/A 23096-2025 tillsynsbegäran.docx
+++ b/tillsyn/A 23096-2025 tillsynsbegäran.docx
@@ -229,7 +229,7 @@
     <w:r>
       <w:tab/>
       <w:tab/>
-      <w:t>2025-06-24</w:t>
+      <w:t>2025-06-25</w:t>
       <w:br/>
       <w:br/>
     </w:r>

--- a/tillsyn/A 23096-2025 tillsynsbegäran.docx
+++ b/tillsyn/A 23096-2025 tillsynsbegäran.docx
@@ -229,7 +229,7 @@
     <w:r>
       <w:tab/>
       <w:tab/>
-      <w:t>2025-06-25</w:t>
+      <w:t>2025-06-26</w:t>
       <w:br/>
       <w:br/>
     </w:r>

--- a/tillsyn/A 23096-2025 tillsynsbegäran.docx
+++ b/tillsyn/A 23096-2025 tillsynsbegäran.docx
@@ -229,7 +229,7 @@
     <w:r>
       <w:tab/>
       <w:tab/>
-      <w:t>2025-06-26</w:t>
+      <w:t>2025-06-27</w:t>
       <w:br/>
       <w:br/>
     </w:r>

--- a/tillsyn/A 23096-2025 tillsynsbegäran.docx
+++ b/tillsyn/A 23096-2025 tillsynsbegäran.docx
@@ -229,7 +229,7 @@
     <w:r>
       <w:tab/>
       <w:tab/>
-      <w:t>2025-06-27</w:t>
+      <w:t>2025-06-28</w:t>
       <w:br/>
       <w:br/>
     </w:r>

--- a/tillsyn/A 23096-2025 tillsynsbegäran.docx
+++ b/tillsyn/A 23096-2025 tillsynsbegäran.docx
@@ -229,7 +229,7 @@
     <w:r>
       <w:tab/>
       <w:tab/>
-      <w:t>2025-06-28</w:t>
+      <w:t>2025-06-29</w:t>
       <w:br/>
       <w:br/>
     </w:r>

--- a/tillsyn/A 23096-2025 tillsynsbegäran.docx
+++ b/tillsyn/A 23096-2025 tillsynsbegäran.docx
@@ -229,7 +229,7 @@
     <w:r>
       <w:tab/>
       <w:tab/>
-      <w:t>2025-06-29</w:t>
+      <w:t>2025-06-30</w:t>
       <w:br/>
       <w:br/>
     </w:r>

--- a/tillsyn/A 23096-2025 tillsynsbegäran.docx
+++ b/tillsyn/A 23096-2025 tillsynsbegäran.docx
@@ -229,7 +229,7 @@
     <w:r>
       <w:tab/>
       <w:tab/>
-      <w:t>2025-06-30</w:t>
+      <w:t>2025-07-01</w:t>
       <w:br/>
       <w:br/>
     </w:r>

--- a/tillsyn/A 23096-2025 tillsynsbegäran.docx
+++ b/tillsyn/A 23096-2025 tillsynsbegäran.docx
@@ -229,7 +229,7 @@
     <w:r>
       <w:tab/>
       <w:tab/>
-      <w:t>2025-07-01</w:t>
+      <w:t>2025-07-02</w:t>
       <w:br/>
       <w:br/>
     </w:r>

--- a/tillsyn/A 23096-2025 tillsynsbegäran.docx
+++ b/tillsyn/A 23096-2025 tillsynsbegäran.docx
@@ -229,7 +229,7 @@
     <w:r>
       <w:tab/>
       <w:tab/>
-      <w:t>2025-07-02</w:t>
+      <w:t>2025-07-03</w:t>
       <w:br/>
       <w:br/>
     </w:r>

--- a/tillsyn/A 23096-2025 tillsynsbegäran.docx
+++ b/tillsyn/A 23096-2025 tillsynsbegäran.docx
@@ -229,7 +229,7 @@
     <w:r>
       <w:tab/>
       <w:tab/>
-      <w:t>2025-07-03</w:t>
+      <w:t>2025-07-04</w:t>
       <w:br/>
       <w:br/>
     </w:r>

--- a/tillsyn/A 23096-2025 tillsynsbegäran.docx
+++ b/tillsyn/A 23096-2025 tillsynsbegäran.docx
@@ -229,7 +229,7 @@
     <w:r>
       <w:tab/>
       <w:tab/>
-      <w:t>2025-07-04</w:t>
+      <w:t>2025-07-05</w:t>
       <w:br/>
       <w:br/>
     </w:r>

--- a/tillsyn/A 23096-2025 tillsynsbegäran.docx
+++ b/tillsyn/A 23096-2025 tillsynsbegäran.docx
@@ -229,7 +229,7 @@
     <w:r>
       <w:tab/>
       <w:tab/>
-      <w:t>2025-07-05</w:t>
+      <w:t>2025-07-06</w:t>
       <w:br/>
       <w:br/>
     </w:r>

--- a/tillsyn/A 23096-2025 tillsynsbegäran.docx
+++ b/tillsyn/A 23096-2025 tillsynsbegäran.docx
@@ -229,7 +229,7 @@
     <w:r>
       <w:tab/>
       <w:tab/>
-      <w:t>2025-07-06</w:t>
+      <w:t>2025-07-07</w:t>
       <w:br/>
       <w:br/>
     </w:r>

--- a/tillsyn/A 23096-2025 tillsynsbegäran.docx
+++ b/tillsyn/A 23096-2025 tillsynsbegäran.docx
@@ -229,7 +229,7 @@
     <w:r>
       <w:tab/>
       <w:tab/>
-      <w:t>2025-07-07</w:t>
+      <w:t>2025-07-08</w:t>
       <w:br/>
       <w:br/>
     </w:r>

--- a/tillsyn/A 23096-2025 tillsynsbegäran.docx
+++ b/tillsyn/A 23096-2025 tillsynsbegäran.docx
@@ -229,7 +229,7 @@
     <w:r>
       <w:tab/>
       <w:tab/>
-      <w:t>2025-07-08</w:t>
+      <w:t>2025-07-09</w:t>
       <w:br/>
       <w:br/>
     </w:r>

--- a/tillsyn/A 23096-2025 tillsynsbegäran.docx
+++ b/tillsyn/A 23096-2025 tillsynsbegäran.docx
@@ -229,7 +229,7 @@
     <w:r>
       <w:tab/>
       <w:tab/>
-      <w:t>2025-07-09</w:t>
+      <w:t>2025-07-11</w:t>
       <w:br/>
       <w:br/>
     </w:r>

--- a/tillsyn/A 23096-2025 tillsynsbegäran.docx
+++ b/tillsyn/A 23096-2025 tillsynsbegäran.docx
@@ -229,7 +229,7 @@
     <w:r>
       <w:tab/>
       <w:tab/>
-      <w:t>2025-07-11</w:t>
+      <w:t>2025-07-12</w:t>
       <w:br/>
       <w:br/>
     </w:r>

--- a/tillsyn/A 23096-2025 tillsynsbegäran.docx
+++ b/tillsyn/A 23096-2025 tillsynsbegäran.docx
@@ -229,7 +229,7 @@
     <w:r>
       <w:tab/>
       <w:tab/>
-      <w:t>2025-07-12</w:t>
+      <w:t>2025-07-13</w:t>
       <w:br/>
       <w:br/>
     </w:r>

--- a/tillsyn/A 23096-2025 tillsynsbegäran.docx
+++ b/tillsyn/A 23096-2025 tillsynsbegäran.docx
@@ -229,7 +229,7 @@
     <w:r>
       <w:tab/>
       <w:tab/>
-      <w:t>2025-07-13</w:t>
+      <w:t>2025-07-14</w:t>
       <w:br/>
       <w:br/>
     </w:r>

--- a/tillsyn/A 23096-2025 tillsynsbegäran.docx
+++ b/tillsyn/A 23096-2025 tillsynsbegäran.docx
@@ -229,7 +229,7 @@
     <w:r>
       <w:tab/>
       <w:tab/>
-      <w:t>2025-08-06</w:t>
+      <w:t>2025-08-09</w:t>
       <w:br/>
       <w:br/>
     </w:r>

--- a/tillsyn/A 23096-2025 tillsynsbegäran.docx
+++ b/tillsyn/A 23096-2025 tillsynsbegäran.docx
@@ -12,7 +12,7 @@
     </w:p>
     <w:p>
       <w:r>
-        <w:t>Detta dokument behandlar höga naturvärden i avverkningsanmälan A 23096-2025 i Bodens kommun. Denna avverkningsanmälan inkom 2025-05-14 och omfattar 1,8 ha.</w:t>
+        <w:t>Detta dokument behandlar höga naturvärden i avverkningsanmälan A 23096-2025 i Bodens kommun. Denna avverkningsanmälan inkom 2025-05-14 08:16:50 och omfattar 1,8 ha.</w:t>
       </w:r>
     </w:p>
     <w:p>

--- a/tillsyn/A 23096-2025 tillsynsbegäran.docx
+++ b/tillsyn/A 23096-2025 tillsynsbegäran.docx
@@ -229,7 +229,7 @@
     <w:r>
       <w:tab/>
       <w:tab/>
-      <w:t>2025-08-09</w:t>
+      <w:t>2025-08-10</w:t>
       <w:br/>
       <w:br/>
     </w:r>

--- a/tillsyn/A 23096-2025 tillsynsbegäran.docx
+++ b/tillsyn/A 23096-2025 tillsynsbegäran.docx
@@ -229,7 +229,7 @@
     <w:r>
       <w:tab/>
       <w:tab/>
-      <w:t>2025-08-10</w:t>
+      <w:t>2025-08-11</w:t>
       <w:br/>
       <w:br/>
     </w:r>

--- a/tillsyn/A 23096-2025 tillsynsbegäran.docx
+++ b/tillsyn/A 23096-2025 tillsynsbegäran.docx
@@ -229,7 +229,7 @@
     <w:r>
       <w:tab/>
       <w:tab/>
-      <w:t>2025-08-11</w:t>
+      <w:t>2025-08-12</w:t>
       <w:br/>
       <w:br/>
     </w:r>

--- a/tillsyn/A 23096-2025 tillsynsbegäran.docx
+++ b/tillsyn/A 23096-2025 tillsynsbegäran.docx
@@ -229,7 +229,7 @@
     <w:r>
       <w:tab/>
       <w:tab/>
-      <w:t>2025-08-12</w:t>
+      <w:t>2025-08-13</w:t>
       <w:br/>
       <w:br/>
     </w:r>

--- a/tillsyn/A 23096-2025 tillsynsbegäran.docx
+++ b/tillsyn/A 23096-2025 tillsynsbegäran.docx
@@ -229,7 +229,7 @@
     <w:r>
       <w:tab/>
       <w:tab/>
-      <w:t>2025-08-13</w:t>
+      <w:t>2025-08-14</w:t>
       <w:br/>
       <w:br/>
     </w:r>

--- a/tillsyn/A 23096-2025 tillsynsbegäran.docx
+++ b/tillsyn/A 23096-2025 tillsynsbegäran.docx
@@ -229,7 +229,7 @@
     <w:r>
       <w:tab/>
       <w:tab/>
-      <w:t>2025-08-14</w:t>
+      <w:t>2025-08-15</w:t>
       <w:br/>
       <w:br/>
     </w:r>

--- a/tillsyn/A 23096-2025 tillsynsbegäran.docx
+++ b/tillsyn/A 23096-2025 tillsynsbegäran.docx
@@ -229,7 +229,7 @@
     <w:r>
       <w:tab/>
       <w:tab/>
-      <w:t>2025-08-15</w:t>
+      <w:t>2025-08-16</w:t>
       <w:br/>
       <w:br/>
     </w:r>

--- a/tillsyn/A 23096-2025 tillsynsbegäran.docx
+++ b/tillsyn/A 23096-2025 tillsynsbegäran.docx
@@ -229,7 +229,7 @@
     <w:r>
       <w:tab/>
       <w:tab/>
-      <w:t>2025-08-16</w:t>
+      <w:t>2025-08-17</w:t>
       <w:br/>
       <w:br/>
     </w:r>

--- a/tillsyn/A 23096-2025 tillsynsbegäran.docx
+++ b/tillsyn/A 23096-2025 tillsynsbegäran.docx
@@ -229,7 +229,7 @@
     <w:r>
       <w:tab/>
       <w:tab/>
-      <w:t>2025-08-17</w:t>
+      <w:t>2025-08-18</w:t>
       <w:br/>
       <w:br/>
     </w:r>

--- a/tillsyn/A 23096-2025 tillsynsbegäran.docx
+++ b/tillsyn/A 23096-2025 tillsynsbegäran.docx
@@ -229,7 +229,7 @@
     <w:r>
       <w:tab/>
       <w:tab/>
-      <w:t>2025-08-18</w:t>
+      <w:t>2025-08-19</w:t>
       <w:br/>
       <w:br/>
     </w:r>

--- a/tillsyn/A 23096-2025 tillsynsbegäran.docx
+++ b/tillsyn/A 23096-2025 tillsynsbegäran.docx
@@ -229,7 +229,7 @@
     <w:r>
       <w:tab/>
       <w:tab/>
-      <w:t>2025-08-19</w:t>
+      <w:t>2025-08-20</w:t>
       <w:br/>
       <w:br/>
     </w:r>

--- a/tillsyn/A 23096-2025 tillsynsbegäran.docx
+++ b/tillsyn/A 23096-2025 tillsynsbegäran.docx
@@ -229,7 +229,7 @@
     <w:r>
       <w:tab/>
       <w:tab/>
-      <w:t>2025-08-20</w:t>
+      <w:t>2025-08-21</w:t>
       <w:br/>
       <w:br/>
     </w:r>

--- a/tillsyn/A 23096-2025 tillsynsbegäran.docx
+++ b/tillsyn/A 23096-2025 tillsynsbegäran.docx
@@ -229,7 +229,7 @@
     <w:r>
       <w:tab/>
       <w:tab/>
-      <w:t>2025-08-21</w:t>
+      <w:t>2025-08-22</w:t>
       <w:br/>
       <w:br/>
     </w:r>

--- a/tillsyn/A 23096-2025 tillsynsbegäran.docx
+++ b/tillsyn/A 23096-2025 tillsynsbegäran.docx
@@ -229,7 +229,7 @@
     <w:r>
       <w:tab/>
       <w:tab/>
-      <w:t>2025-08-22</w:t>
+      <w:t>2025-08-23</w:t>
       <w:br/>
       <w:br/>
     </w:r>

--- a/tillsyn/A 23096-2025 tillsynsbegäran.docx
+++ b/tillsyn/A 23096-2025 tillsynsbegäran.docx
@@ -229,7 +229,7 @@
     <w:r>
       <w:tab/>
       <w:tab/>
-      <w:t>2025-08-23</w:t>
+      <w:t>2025-08-24</w:t>
       <w:br/>
       <w:br/>
     </w:r>

--- a/tillsyn/A 23096-2025 tillsynsbegäran.docx
+++ b/tillsyn/A 23096-2025 tillsynsbegäran.docx
@@ -229,7 +229,7 @@
     <w:r>
       <w:tab/>
       <w:tab/>
-      <w:t>2025-08-24</w:t>
+      <w:t>2025-08-25</w:t>
       <w:br/>
       <w:br/>
     </w:r>

--- a/tillsyn/A 23096-2025 tillsynsbegäran.docx
+++ b/tillsyn/A 23096-2025 tillsynsbegäran.docx
@@ -229,7 +229,7 @@
     <w:r>
       <w:tab/>
       <w:tab/>
-      <w:t>2025-08-25</w:t>
+      <w:t>2025-08-26</w:t>
       <w:br/>
       <w:br/>
     </w:r>

--- a/tillsyn/A 23096-2025 tillsynsbegäran.docx
+++ b/tillsyn/A 23096-2025 tillsynsbegäran.docx
@@ -229,7 +229,7 @@
     <w:r>
       <w:tab/>
       <w:tab/>
-      <w:t>2025-08-26</w:t>
+      <w:t>2025-08-30</w:t>
       <w:br/>
       <w:br/>
     </w:r>

--- a/tillsyn/A 23096-2025 tillsynsbegäran.docx
+++ b/tillsyn/A 23096-2025 tillsynsbegäran.docx
@@ -229,7 +229,7 @@
     <w:r>
       <w:tab/>
       <w:tab/>
-      <w:t>2025-08-30</w:t>
+      <w:t>2025-08-31</w:t>
       <w:br/>
       <w:br/>
     </w:r>

--- a/tillsyn/A 23096-2025 tillsynsbegäran.docx
+++ b/tillsyn/A 23096-2025 tillsynsbegäran.docx
@@ -229,7 +229,7 @@
     <w:r>
       <w:tab/>
       <w:tab/>
-      <w:t>2025-08-31</w:t>
+      <w:t>2025-09-01</w:t>
       <w:br/>
       <w:br/>
     </w:r>

--- a/tillsyn/A 23096-2025 tillsynsbegäran.docx
+++ b/tillsyn/A 23096-2025 tillsynsbegäran.docx
@@ -229,7 +229,7 @@
     <w:r>
       <w:tab/>
       <w:tab/>
-      <w:t>2025-09-01</w:t>
+      <w:t>2025-09-04</w:t>
       <w:br/>
       <w:br/>
     </w:r>

--- a/tillsyn/A 23096-2025 tillsynsbegäran.docx
+++ b/tillsyn/A 23096-2025 tillsynsbegäran.docx
@@ -229,7 +229,7 @@
     <w:r>
       <w:tab/>
       <w:tab/>
-      <w:t>2025-09-04</w:t>
+      <w:t>2025-09-05</w:t>
       <w:br/>
       <w:br/>
     </w:r>

--- a/tillsyn/A 23096-2025 tillsynsbegäran.docx
+++ b/tillsyn/A 23096-2025 tillsynsbegäran.docx
@@ -229,7 +229,7 @@
     <w:r>
       <w:tab/>
       <w:tab/>
-      <w:t>2025-09-05</w:t>
+      <w:t>2025-09-07</w:t>
       <w:br/>
       <w:br/>
     </w:r>

--- a/tillsyn/A 23096-2025 tillsynsbegäran.docx
+++ b/tillsyn/A 23096-2025 tillsynsbegäran.docx
@@ -229,7 +229,7 @@
     <w:r>
       <w:tab/>
       <w:tab/>
-      <w:t>2025-09-07</w:t>
+      <w:t>2025-09-08</w:t>
       <w:br/>
       <w:br/>
     </w:r>

--- a/tillsyn/A 23096-2025 tillsynsbegäran.docx
+++ b/tillsyn/A 23096-2025 tillsynsbegäran.docx
@@ -229,7 +229,7 @@
     <w:r>
       <w:tab/>
       <w:tab/>
-      <w:t>2025-09-08</w:t>
+      <w:t>2025-09-10</w:t>
       <w:br/>
       <w:br/>
     </w:r>

--- a/tillsyn/A 23096-2025 tillsynsbegäran.docx
+++ b/tillsyn/A 23096-2025 tillsynsbegäran.docx
@@ -229,7 +229,7 @@
     <w:r>
       <w:tab/>
       <w:tab/>
-      <w:t>2025-09-10</w:t>
+      <w:t>2025-09-11</w:t>
       <w:br/>
       <w:br/>
     </w:r>

--- a/tillsyn/A 23096-2025 tillsynsbegäran.docx
+++ b/tillsyn/A 23096-2025 tillsynsbegäran.docx
@@ -229,7 +229,7 @@
     <w:r>
       <w:tab/>
       <w:tab/>
-      <w:t>2025-09-11</w:t>
+      <w:t>2025-09-12</w:t>
       <w:br/>
       <w:br/>
     </w:r>

--- a/tillsyn/A 23096-2025 tillsynsbegäran.docx
+++ b/tillsyn/A 23096-2025 tillsynsbegäran.docx
@@ -229,7 +229,7 @@
     <w:r>
       <w:tab/>
       <w:tab/>
-      <w:t>2025-09-12</w:t>
+      <w:t>2025-09-13</w:t>
       <w:br/>
       <w:br/>
     </w:r>

--- a/tillsyn/A 23096-2025 tillsynsbegäran.docx
+++ b/tillsyn/A 23096-2025 tillsynsbegäran.docx
@@ -229,7 +229,7 @@
     <w:r>
       <w:tab/>
       <w:tab/>
-      <w:t>2025-09-13</w:t>
+      <w:t>2025-09-14</w:t>
       <w:br/>
       <w:br/>
     </w:r>

--- a/tillsyn/A 23096-2025 tillsynsbegäran.docx
+++ b/tillsyn/A 23096-2025 tillsynsbegäran.docx
@@ -229,7 +229,7 @@
     <w:r>
       <w:tab/>
       <w:tab/>
-      <w:t>2025-09-14</w:t>
+      <w:t>2025-09-15</w:t>
       <w:br/>
       <w:br/>
     </w:r>

--- a/tillsyn/A 23096-2025 tillsynsbegäran.docx
+++ b/tillsyn/A 23096-2025 tillsynsbegäran.docx
@@ -229,7 +229,7 @@
     <w:r>
       <w:tab/>
       <w:tab/>
-      <w:t>2025-09-15</w:t>
+      <w:t>2025-09-16</w:t>
       <w:br/>
       <w:br/>
     </w:r>

--- a/tillsyn/A 23096-2025 tillsynsbegäran.docx
+++ b/tillsyn/A 23096-2025 tillsynsbegäran.docx
@@ -229,7 +229,7 @@
     <w:r>
       <w:tab/>
       <w:tab/>
-      <w:t>2025-09-16</w:t>
+      <w:t>2025-09-17</w:t>
       <w:br/>
       <w:br/>
     </w:r>

--- a/tillsyn/A 23096-2025 tillsynsbegäran.docx
+++ b/tillsyn/A 23096-2025 tillsynsbegäran.docx
@@ -229,7 +229,7 @@
     <w:r>
       <w:tab/>
       <w:tab/>
-      <w:t>2025-09-17</w:t>
+      <w:t>2025-09-18</w:t>
       <w:br/>
       <w:br/>
     </w:r>

--- a/tillsyn/A 23096-2025 tillsynsbegäran.docx
+++ b/tillsyn/A 23096-2025 tillsynsbegäran.docx
@@ -7,7 +7,7 @@
         <w:pStyle w:val="Title"/>
       </w:pPr>
       <w:r>
-        <w:t>Tillsynsbegäran – information om höga naturvärden i avverkningsanmälan A 23096-2025 i Bodens kommun</w:t>
+        <w:t>Tillsynsbegäran – information om höga naturvärden och fridlysta arter i avverkningsanmälan A 23096-2025 i Bodens kommun</w:t>
       </w:r>
     </w:p>
     <w:p>
@@ -22,7 +22,7 @@
     </w:p>
     <w:p>
       <w:r>
-        <w:t>Nedan beskrivs fynd av naturvårdsarter som gjorts i det avverkningsanmälda området.</w:t>
+        <w:t>Nedan beskrivs fynd av naturvårdsarter och fridlysta arter som gjorts i det avverkningsanmälda området. I BILAGA 1 finns artfakta om fridlysta arter.</w:t>
       </w:r>
     </w:p>
     <w:p>
@@ -35,7 +35,7 @@
     </w:p>
     <w:p>
       <w:r>
-        <w:t>I avverkningsanmälan har följande 1 naturvårdsarter hittats: garnlav (NT). Av dessa är 1 rödlistade. För rödlistade arter har rödlistekategorin angivits inom parentes.</w:t>
+        <w:t>I avverkningsanmälan har följande 2 naturvårdsarter hittats: garnlav (NT) och lappranunkel (S, §7). Av dessa är 1 rödlistade. För rödlistade arter har rödlistekategorin angivits inom parentes. Arter som är signalarter enligt Skogsstyrelsen har markerats med (S). För fridlysta arter anges även paragrafen i Artskyddsförordningen som arten är fridlyst enligt.</w:t>
       </w:r>
     </w:p>
     <w:p>
@@ -101,6 +101,116 @@
         <w:t xml:space="preserve"> är en utpräglad barrskogsart som ibland kan drapera träden i norrländska grannaturskogar med hög luftfuktighet. Den förekommer även i talldominerade bestånd där den, förutom i trädens grenverk, påträffas hängande över ojämnheter i tallbarken. Arten har minskat starkt i södra och mellersta Sverige och den minskar även i sitt nordliga utbredningsområde. Orsaken till tillbakagången beror främst på slutavverkningar av naturskogsartade skogar. Bestånd med riklig förekomst bör regelmässigt sparas. Garnlav är värdväxt för den mycket sällsynta och akut hotade fjärilen barrskogslavfly (CR) som hör hemma i boreala barrskogar med riklig förekomst av värdväxten. Tidigare kunde arten konstateras årligen på flera platser vid Dala-Floda i Dalarna innan lokalerna kalavverkades. Senaste fyndet i landet av barrskogslavfly är från år 2000 då den påträffades vid Högberget i Sollefteå kommun (SLU Artdatabanken, 2024).</w:t>
       </w:r>
     </w:p>
+    <w:p>
+      <w:pPr>
+        <w:pStyle w:val="Heading1"/>
+      </w:pPr>
+      <w:r>
+        <w:t>Fridlysta arter</w:t>
+      </w:r>
+    </w:p>
+    <w:p>
+      <w:r>
+        <w:t>Följande fridlysta arter har sina livsmiljöer och växtplatser i den avverkningsanmälda skogen: lappranunkel (S, §7).</w:t>
+      </w:r>
+    </w:p>
+    <w:p>
+      <w:r>
+        <w:rPr>
+          <w:b/>
+        </w:rPr>
+        <w:t>Lappranunkel (§7)</w:t>
+      </w:r>
+      <w:r>
+        <w:t xml:space="preserve"> omfattas av EU:s art- och habitatdirektiv och är fridlyst enligt 7 § artskyddsförordningen vilket innebär att artens livsmiljöer inte får förstöras. Den är knuten till granskogsmiljöer med ytligt liggande markvatten och konstant hög luftfuktighet. Arten är känslig för kalavverkning och markskador men kan kortvarigt står kvar en tid i fuktsvackor efter en avverkning. Lokaler med lappranunkel får inte avverkas (Nitare &amp; Skogsstyrelsen, 2019; SLU Artdatabanken, 2024).</w:t>
+      </w:r>
+    </w:p>
+    <w:p>
+      <w:r>
+        <w:t>I BILAGA 1 finns mer detaljerad information om ekologi samt krav på livsmiljö hos fridlysta arter.</w:t>
+      </w:r>
+    </w:p>
+    <w:p>
+      <w:r>
+        <w:br w:type="page"/>
+      </w:r>
+    </w:p>
+    <w:p>
+      <w:pPr>
+        <w:pStyle w:val="Title"/>
+      </w:pPr>
+      <w:r>
+        <w:t>BILAGA 1 – Fridlysta arter</w:t>
+      </w:r>
+    </w:p>
+    <w:p>
+      <w:pPr>
+        <w:pStyle w:val="Heading1"/>
+      </w:pPr>
+      <w:r>
+        <w:t>Lappranunkel – ekologi samt krav på livsmiljön</w:t>
+      </w:r>
+    </w:p>
+    <w:p>
+      <w:r>
+        <w:t>Lappranunkel (§7) omfattas av EU:s art- och habitatdirektiv och fridlyst enligt 7 § artskyddsförordningen vilket innebär att artens livsmiljöer inte får förstöras.</w:t>
+      </w:r>
+    </w:p>
+    <w:p>
+      <w:pPr>
+        <w:pStyle w:val="ListBullet"/>
+      </w:pPr>
+      <w:r>
+        <w:t xml:space="preserve">7 § </w:t>
+      </w:r>
+      <w:r>
+        <w:rPr>
+          <w:i/>
+        </w:rPr>
+        <w:t>I fråga om sådana växtarter som i bilaga 1 till denna förordning har markerats med N är det förbjudet att avsiktligt plocka, samla in, skära av, dra upp med rötterna eller förstöra växter i deras naturliga utbredningsområde i naturen. Förbudet gäller alla stadier i växternas biologiska cykel.</w:t>
+      </w:r>
+    </w:p>
+    <w:p>
+      <w:r>
+        <w:t>Lappranunkel är knuten till granskogsmiljöer med ytligt liggande markvatten och konstant hög luftfuktighet. Arten är känslig för kalavverkning och markskador men kan kortvarigt står kvar en tid i fuktsvackor efter en avverkning. Dikade lokaler bör restaureras hydrologiskt. Lokaler med lappranunkel får inte avverkas (Nitare, 2019; SLU Artdatabanken, 2024).</w:t>
+      </w:r>
+    </w:p>
+    <w:p>
+      <w:pPr>
+        <w:pStyle w:val="Heading2"/>
+      </w:pPr>
+      <w:r>
+        <w:t>Referenser – lappranunkel</w:t>
+      </w:r>
+    </w:p>
+    <w:p>
+      <w:r>
+        <w:t xml:space="preserve">Nitare, J., 2019. </w:t>
+      </w:r>
+      <w:r>
+        <w:rPr>
+          <w:i/>
+        </w:rPr>
+        <w:t xml:space="preserve">Skyddsvärd skog – Naturvårdsarter och andra kriterier för naturvärdesbedömning. </w:t>
+      </w:r>
+      <w:r>
+        <w:t>Skogsstyrelsen.</w:t>
+      </w:r>
+    </w:p>
+    <w:p>
+      <w:r>
+        <w:t xml:space="preserve">SLU Artdatabanken, 2024. </w:t>
+      </w:r>
+      <w:r>
+        <w:rPr>
+          <w:i/>
+        </w:rPr>
+        <w:t xml:space="preserve">Artfaktablad. Naturvård – artfakta. </w:t>
+      </w:r>
+      <w:r>
+        <w:t>SLU Artdatabanken, Uppsala</w:t>
+      </w:r>
+    </w:p>
     <w:sectPr>
       <w:headerReference w:type="even" r:id="rId8"/>
       <w:headerReference w:type="default" r:id="rId9"/>
@@ -229,7 +339,7 @@
     <w:r>
       <w:tab/>
       <w:tab/>
-      <w:t>2025-09-18</w:t>
+      <w:t>2025-09-22</w:t>
       <w:br/>
       <w:br/>
     </w:r>

--- a/tillsyn/A 23096-2025 tillsynsbegäran.docx
+++ b/tillsyn/A 23096-2025 tillsynsbegäran.docx
@@ -339,7 +339,7 @@
     <w:r>
       <w:tab/>
       <w:tab/>
-      <w:t>2025-09-22</w:t>
+      <w:t>2025-09-23</w:t>
       <w:br/>
       <w:br/>
     </w:r>

--- a/tillsyn/A 23096-2025 tillsynsbegäran.docx
+++ b/tillsyn/A 23096-2025 tillsynsbegäran.docx
@@ -339,7 +339,7 @@
     <w:r>
       <w:tab/>
       <w:tab/>
-      <w:t>2025-09-23</w:t>
+      <w:t>2025-09-24</w:t>
       <w:br/>
       <w:br/>
     </w:r>

--- a/tillsyn/A 23096-2025 tillsynsbegäran.docx
+++ b/tillsyn/A 23096-2025 tillsynsbegäran.docx
@@ -339,7 +339,7 @@
     <w:r>
       <w:tab/>
       <w:tab/>
-      <w:t>2025-09-24</w:t>
+      <w:t>2025-09-25</w:t>
       <w:br/>
       <w:br/>
     </w:r>

--- a/tillsyn/A 23096-2025 tillsynsbegäran.docx
+++ b/tillsyn/A 23096-2025 tillsynsbegäran.docx
@@ -339,7 +339,7 @@
     <w:r>
       <w:tab/>
       <w:tab/>
-      <w:t>2025-09-25</w:t>
+      <w:t>2025-09-26</w:t>
       <w:br/>
       <w:br/>
     </w:r>

--- a/tillsyn/A 23096-2025 tillsynsbegäran.docx
+++ b/tillsyn/A 23096-2025 tillsynsbegäran.docx
@@ -339,7 +339,7 @@
     <w:r>
       <w:tab/>
       <w:tab/>
-      <w:t>2025-09-26</w:t>
+      <w:t>2025-09-27</w:t>
       <w:br/>
       <w:br/>
     </w:r>

--- a/tillsyn/A 23096-2025 tillsynsbegäran.docx
+++ b/tillsyn/A 23096-2025 tillsynsbegäran.docx
@@ -339,7 +339,7 @@
     <w:r>
       <w:tab/>
       <w:tab/>
-      <w:t>2025-09-27</w:t>
+      <w:t>2025-09-28</w:t>
       <w:br/>
       <w:br/>
     </w:r>

--- a/tillsyn/A 23096-2025 tillsynsbegäran.docx
+++ b/tillsyn/A 23096-2025 tillsynsbegäran.docx
@@ -339,7 +339,7 @@
     <w:r>
       <w:tab/>
       <w:tab/>
-      <w:t>2025-09-28</w:t>
+      <w:t>2025-09-29</w:t>
       <w:br/>
       <w:br/>
     </w:r>

--- a/tillsyn/A 23096-2025 tillsynsbegäran.docx
+++ b/tillsyn/A 23096-2025 tillsynsbegäran.docx
@@ -339,7 +339,7 @@
     <w:r>
       <w:tab/>
       <w:tab/>
-      <w:t>2025-09-29</w:t>
+      <w:t>2025-09-30</w:t>
       <w:br/>
       <w:br/>
     </w:r>

--- a/tillsyn/A 23096-2025 tillsynsbegäran.docx
+++ b/tillsyn/A 23096-2025 tillsynsbegäran.docx
@@ -339,7 +339,7 @@
     <w:r>
       <w:tab/>
       <w:tab/>
-      <w:t>2025-09-30</w:t>
+      <w:t>2025-10-01</w:t>
       <w:br/>
       <w:br/>
     </w:r>

--- a/tillsyn/A 23096-2025 tillsynsbegäran.docx
+++ b/tillsyn/A 23096-2025 tillsynsbegäran.docx
@@ -339,7 +339,7 @@
     <w:r>
       <w:tab/>
       <w:tab/>
-      <w:t>2025-10-01</w:t>
+      <w:t>2025-10-02</w:t>
       <w:br/>
       <w:br/>
     </w:r>

--- a/tillsyn/A 23096-2025 tillsynsbegäran.docx
+++ b/tillsyn/A 23096-2025 tillsynsbegäran.docx
@@ -339,7 +339,7 @@
     <w:r>
       <w:tab/>
       <w:tab/>
-      <w:t>2025-10-02</w:t>
+      <w:t>2025-10-03</w:t>
       <w:br/>
       <w:br/>
     </w:r>

--- a/tillsyn/A 23096-2025 tillsynsbegäran.docx
+++ b/tillsyn/A 23096-2025 tillsynsbegäran.docx
@@ -339,7 +339,7 @@
     <w:r>
       <w:tab/>
       <w:tab/>
-      <w:t>2025-10-03</w:t>
+      <w:t>2025-10-04</w:t>
       <w:br/>
       <w:br/>
     </w:r>

--- a/tillsyn/A 23096-2025 tillsynsbegäran.docx
+++ b/tillsyn/A 23096-2025 tillsynsbegäran.docx
@@ -339,7 +339,7 @@
     <w:r>
       <w:tab/>
       <w:tab/>
-      <w:t>2025-10-04</w:t>
+      <w:t>2025-10-05</w:t>
       <w:br/>
       <w:br/>
     </w:r>

--- a/tillsyn/A 23096-2025 tillsynsbegäran.docx
+++ b/tillsyn/A 23096-2025 tillsynsbegäran.docx
@@ -339,7 +339,7 @@
     <w:r>
       <w:tab/>
       <w:tab/>
-      <w:t>2025-10-05</w:t>
+      <w:t>2025-10-06</w:t>
       <w:br/>
       <w:br/>
     </w:r>

--- a/tillsyn/A 23096-2025 tillsynsbegäran.docx
+++ b/tillsyn/A 23096-2025 tillsynsbegäran.docx
@@ -339,7 +339,7 @@
     <w:r>
       <w:tab/>
       <w:tab/>
-      <w:t>2025-10-06</w:t>
+      <w:t>2025-10-07</w:t>
       <w:br/>
       <w:br/>
     </w:r>

--- a/tillsyn/A 23096-2025 tillsynsbegäran.docx
+++ b/tillsyn/A 23096-2025 tillsynsbegäran.docx
@@ -339,7 +339,7 @@
     <w:r>
       <w:tab/>
       <w:tab/>
-      <w:t>2025-10-07</w:t>
+      <w:t>2025-10-08</w:t>
       <w:br/>
       <w:br/>
     </w:r>

--- a/tillsyn/A 23096-2025 tillsynsbegäran.docx
+++ b/tillsyn/A 23096-2025 tillsynsbegäran.docx
@@ -339,7 +339,7 @@
     <w:r>
       <w:tab/>
       <w:tab/>
-      <w:t>2025-10-08</w:t>
+      <w:t>2025-10-09</w:t>
       <w:br/>
       <w:br/>
     </w:r>

--- a/tillsyn/A 23096-2025 tillsynsbegäran.docx
+++ b/tillsyn/A 23096-2025 tillsynsbegäran.docx
@@ -339,7 +339,7 @@
     <w:r>
       <w:tab/>
       <w:tab/>
-      <w:t>2025-10-09</w:t>
+      <w:t>2025-10-10</w:t>
       <w:br/>
       <w:br/>
     </w:r>

--- a/tillsyn/A 23096-2025 tillsynsbegäran.docx
+++ b/tillsyn/A 23096-2025 tillsynsbegäran.docx
@@ -339,7 +339,7 @@
     <w:r>
       <w:tab/>
       <w:tab/>
-      <w:t>2025-10-10</w:t>
+      <w:t>2025-10-11</w:t>
       <w:br/>
       <w:br/>
     </w:r>

--- a/tillsyn/A 23096-2025 tillsynsbegäran.docx
+++ b/tillsyn/A 23096-2025 tillsynsbegäran.docx
@@ -339,7 +339,7 @@
     <w:r>
       <w:tab/>
       <w:tab/>
-      <w:t>2025-10-16</w:t>
+      <w:t>2025-10-17</w:t>
       <w:br/>
       <w:br/>
     </w:r>

--- a/tillsyn/A 23096-2025 tillsynsbegäran.docx
+++ b/tillsyn/A 23096-2025 tillsynsbegäran.docx
@@ -339,7 +339,7 @@
     <w:r>
       <w:tab/>
       <w:tab/>
-      <w:t>2025-10-17</w:t>
+      <w:t>2025-10-18</w:t>
       <w:br/>
       <w:br/>
     </w:r>

--- a/tillsyn/A 23096-2025 tillsynsbegäran.docx
+++ b/tillsyn/A 23096-2025 tillsynsbegäran.docx
@@ -339,7 +339,7 @@
     <w:r>
       <w:tab/>
       <w:tab/>
-      <w:t>2025-10-18</w:t>
+      <w:t>2025-10-19</w:t>
       <w:br/>
       <w:br/>
     </w:r>

--- a/tillsyn/A 23096-2025 tillsynsbegäran.docx
+++ b/tillsyn/A 23096-2025 tillsynsbegäran.docx
@@ -339,7 +339,7 @@
     <w:r>
       <w:tab/>
       <w:tab/>
-      <w:t>2025-10-19</w:t>
+      <w:t>2025-10-20</w:t>
       <w:br/>
       <w:br/>
     </w:r>

--- a/tillsyn/A 23096-2025 tillsynsbegäran.docx
+++ b/tillsyn/A 23096-2025 tillsynsbegäran.docx
@@ -339,7 +339,7 @@
     <w:r>
       <w:tab/>
       <w:tab/>
-      <w:t>2025-10-20</w:t>
+      <w:t>2025-10-21</w:t>
       <w:br/>
       <w:br/>
     </w:r>

--- a/tillsyn/A 23096-2025 tillsynsbegäran.docx
+++ b/tillsyn/A 23096-2025 tillsynsbegäran.docx
@@ -339,7 +339,7 @@
     <w:r>
       <w:tab/>
       <w:tab/>
-      <w:t>2025-10-21</w:t>
+      <w:t>2025-10-22</w:t>
       <w:br/>
       <w:br/>
     </w:r>

--- a/tillsyn/A 23096-2025 tillsynsbegäran.docx
+++ b/tillsyn/A 23096-2025 tillsynsbegäran.docx
@@ -339,7 +339,7 @@
     <w:r>
       <w:tab/>
       <w:tab/>
-      <w:t>2025-10-22</w:t>
+      <w:t>2025-10-23</w:t>
       <w:br/>
       <w:br/>
     </w:r>

--- a/tillsyn/A 23096-2025 tillsynsbegäran.docx
+++ b/tillsyn/A 23096-2025 tillsynsbegäran.docx
@@ -339,7 +339,7 @@
     <w:r>
       <w:tab/>
       <w:tab/>
-      <w:t>2025-10-23</w:t>
+      <w:t>2025-10-24</w:t>
       <w:br/>
       <w:br/>
     </w:r>

--- a/tillsyn/A 23096-2025 tillsynsbegäran.docx
+++ b/tillsyn/A 23096-2025 tillsynsbegäran.docx
@@ -339,7 +339,7 @@
     <w:r>
       <w:tab/>
       <w:tab/>
-      <w:t>2025-10-24</w:t>
+      <w:t>2025-10-25</w:t>
       <w:br/>
       <w:br/>
     </w:r>

--- a/tillsyn/A 23096-2025 tillsynsbegäran.docx
+++ b/tillsyn/A 23096-2025 tillsynsbegäran.docx
@@ -339,7 +339,7 @@
     <w:r>
       <w:tab/>
       <w:tab/>
-      <w:t>2025-10-25</w:t>
+      <w:t>2025-10-26</w:t>
       <w:br/>
       <w:br/>
     </w:r>

--- a/tillsyn/A 23096-2025 tillsynsbegäran.docx
+++ b/tillsyn/A 23096-2025 tillsynsbegäran.docx
@@ -339,7 +339,7 @@
     <w:r>
       <w:tab/>
       <w:tab/>
-      <w:t>2025-10-26</w:t>
+      <w:t>2025-10-27</w:t>
       <w:br/>
       <w:br/>
     </w:r>

--- a/tillsyn/A 23096-2025 tillsynsbegäran.docx
+++ b/tillsyn/A 23096-2025 tillsynsbegäran.docx
@@ -339,7 +339,7 @@
     <w:r>
       <w:tab/>
       <w:tab/>
-      <w:t>2025-10-27</w:t>
+      <w:t>2025-10-28</w:t>
       <w:br/>
       <w:br/>
     </w:r>

--- a/tillsyn/A 23096-2025 tillsynsbegäran.docx
+++ b/tillsyn/A 23096-2025 tillsynsbegäran.docx
@@ -339,7 +339,7 @@
     <w:r>
       <w:tab/>
       <w:tab/>
-      <w:t>2025-10-28</w:t>
+      <w:t>2025-10-29</w:t>
       <w:br/>
       <w:br/>
     </w:r>

--- a/tillsyn/A 23096-2025 tillsynsbegäran.docx
+++ b/tillsyn/A 23096-2025 tillsynsbegäran.docx
@@ -339,7 +339,7 @@
     <w:r>
       <w:tab/>
       <w:tab/>
-      <w:t>2025-10-29</w:t>
+      <w:t>2025-10-30</w:t>
       <w:br/>
       <w:br/>
     </w:r>

--- a/tillsyn/A 23096-2025 tillsynsbegäran.docx
+++ b/tillsyn/A 23096-2025 tillsynsbegäran.docx
@@ -339,7 +339,7 @@
     <w:r>
       <w:tab/>
       <w:tab/>
-      <w:t>2025-10-30</w:t>
+      <w:t>2025-10-31</w:t>
       <w:br/>
       <w:br/>
     </w:r>

--- a/tillsyn/A 23096-2025 tillsynsbegäran.docx
+++ b/tillsyn/A 23096-2025 tillsynsbegäran.docx
@@ -339,7 +339,7 @@
     <w:r>
       <w:tab/>
       <w:tab/>
-      <w:t>2025-10-31</w:t>
+      <w:t>2025-11-01</w:t>
       <w:br/>
       <w:br/>
     </w:r>

--- a/tillsyn/A 23096-2025 tillsynsbegäran.docx
+++ b/tillsyn/A 23096-2025 tillsynsbegäran.docx
@@ -339,7 +339,7 @@
     <w:r>
       <w:tab/>
       <w:tab/>
-      <w:t>2025-11-01</w:t>
+      <w:t>2025-11-02</w:t>
       <w:br/>
       <w:br/>
     </w:r>

--- a/tillsyn/A 23096-2025 tillsynsbegäran.docx
+++ b/tillsyn/A 23096-2025 tillsynsbegäran.docx
@@ -339,7 +339,7 @@
     <w:r>
       <w:tab/>
       <w:tab/>
-      <w:t>2025-11-02</w:t>
+      <w:t>2025-11-03</w:t>
       <w:br/>
       <w:br/>
     </w:r>

--- a/tillsyn/A 23096-2025 tillsynsbegäran.docx
+++ b/tillsyn/A 23096-2025 tillsynsbegäran.docx
@@ -339,7 +339,7 @@
     <w:r>
       <w:tab/>
       <w:tab/>
-      <w:t>2025-11-03</w:t>
+      <w:t>2025-11-04</w:t>
       <w:br/>
       <w:br/>
     </w:r>

--- a/tillsyn/A 23096-2025 tillsynsbegäran.docx
+++ b/tillsyn/A 23096-2025 tillsynsbegäran.docx
@@ -339,7 +339,7 @@
     <w:r>
       <w:tab/>
       <w:tab/>
-      <w:t>2025-11-04</w:t>
+      <w:t>2025-11-05</w:t>
       <w:br/>
       <w:br/>
     </w:r>

--- a/tillsyn/A 23096-2025 tillsynsbegäran.docx
+++ b/tillsyn/A 23096-2025 tillsynsbegäran.docx
@@ -339,7 +339,7 @@
     <w:r>
       <w:tab/>
       <w:tab/>
-      <w:t>2025-11-05</w:t>
+      <w:t>2025-11-06</w:t>
       <w:br/>
       <w:br/>
     </w:r>

--- a/tillsyn/A 23096-2025 tillsynsbegäran.docx
+++ b/tillsyn/A 23096-2025 tillsynsbegäran.docx
@@ -339,7 +339,7 @@
     <w:r>
       <w:tab/>
       <w:tab/>
-      <w:t>2025-11-06</w:t>
+      <w:t>2025-11-07</w:t>
       <w:br/>
       <w:br/>
     </w:r>

--- a/tillsyn/A 23096-2025 tillsynsbegäran.docx
+++ b/tillsyn/A 23096-2025 tillsynsbegäran.docx
@@ -339,7 +339,7 @@
     <w:r>
       <w:tab/>
       <w:tab/>
-      <w:t>2025-11-07</w:t>
+      <w:t>2025-11-08</w:t>
       <w:br/>
       <w:br/>
     </w:r>

--- a/tillsyn/A 23096-2025 tillsynsbegäran.docx
+++ b/tillsyn/A 23096-2025 tillsynsbegäran.docx
@@ -339,7 +339,7 @@
     <w:r>
       <w:tab/>
       <w:tab/>
-      <w:t>2025-11-08</w:t>
+      <w:t>2025-11-09</w:t>
       <w:br/>
       <w:br/>
     </w:r>

--- a/tillsyn/A 23096-2025 tillsynsbegäran.docx
+++ b/tillsyn/A 23096-2025 tillsynsbegäran.docx
@@ -339,7 +339,7 @@
     <w:r>
       <w:tab/>
       <w:tab/>
-      <w:t>2025-11-09</w:t>
+      <w:t>2025-11-10</w:t>
       <w:br/>
       <w:br/>
     </w:r>

--- a/tillsyn/A 23096-2025 tillsynsbegäran.docx
+++ b/tillsyn/A 23096-2025 tillsynsbegäran.docx
@@ -339,7 +339,7 @@
     <w:r>
       <w:tab/>
       <w:tab/>
-      <w:t>2025-11-10</w:t>
+      <w:t>2025-11-11</w:t>
       <w:br/>
       <w:br/>
     </w:r>

--- a/tillsyn/A 23096-2025 tillsynsbegäran.docx
+++ b/tillsyn/A 23096-2025 tillsynsbegäran.docx
@@ -339,7 +339,7 @@
     <w:r>
       <w:tab/>
       <w:tab/>
-      <w:t>2025-11-11</w:t>
+      <w:t>2025-11-12</w:t>
       <w:br/>
       <w:br/>
     </w:r>

--- a/tillsyn/A 23096-2025 tillsynsbegäran.docx
+++ b/tillsyn/A 23096-2025 tillsynsbegäran.docx
@@ -339,7 +339,7 @@
     <w:r>
       <w:tab/>
       <w:tab/>
-      <w:t>2025-11-12</w:t>
+      <w:t>2025-11-13</w:t>
       <w:br/>
       <w:br/>
     </w:r>

--- a/tillsyn/A 23096-2025 tillsynsbegäran.docx
+++ b/tillsyn/A 23096-2025 tillsynsbegäran.docx
@@ -339,7 +339,7 @@
     <w:r>
       <w:tab/>
       <w:tab/>
-      <w:t>2025-11-13</w:t>
+      <w:t>2025-11-14</w:t>
       <w:br/>
       <w:br/>
     </w:r>

--- a/tillsyn/A 23096-2025 tillsynsbegäran.docx
+++ b/tillsyn/A 23096-2025 tillsynsbegäran.docx
@@ -339,7 +339,7 @@
     <w:r>
       <w:tab/>
       <w:tab/>
-      <w:t>2025-11-14</w:t>
+      <w:t>2025-11-15</w:t>
       <w:br/>
       <w:br/>
     </w:r>

--- a/tillsyn/A 23096-2025 tillsynsbegäran.docx
+++ b/tillsyn/A 23096-2025 tillsynsbegäran.docx
@@ -339,7 +339,7 @@
     <w:r>
       <w:tab/>
       <w:tab/>
-      <w:t>2025-11-15</w:t>
+      <w:t>2025-11-20</w:t>
       <w:br/>
       <w:br/>
     </w:r>

--- a/tillsyn/A 23096-2025 tillsynsbegäran.docx
+++ b/tillsyn/A 23096-2025 tillsynsbegäran.docx
@@ -339,7 +339,7 @@
     <w:r>
       <w:tab/>
       <w:tab/>
-      <w:t>2025-11-20</w:t>
+      <w:t>2025-11-21</w:t>
       <w:br/>
       <w:br/>
     </w:r>

--- a/tillsyn/A 23096-2025 tillsynsbegäran.docx
+++ b/tillsyn/A 23096-2025 tillsynsbegäran.docx
@@ -339,7 +339,7 @@
     <w:r>
       <w:tab/>
       <w:tab/>
-      <w:t>2025-11-21</w:t>
+      <w:t>2025-11-22</w:t>
       <w:br/>
       <w:br/>
     </w:r>

--- a/tillsyn/A 23096-2025 tillsynsbegäran.docx
+++ b/tillsyn/A 23096-2025 tillsynsbegäran.docx
@@ -339,7 +339,7 @@
     <w:r>
       <w:tab/>
       <w:tab/>
-      <w:t>2025-11-22</w:t>
+      <w:t>2025-11-23</w:t>
       <w:br/>
       <w:br/>
     </w:r>

--- a/tillsyn/A 23096-2025 tillsynsbegäran.docx
+++ b/tillsyn/A 23096-2025 tillsynsbegäran.docx
@@ -339,7 +339,7 @@
     <w:r>
       <w:tab/>
       <w:tab/>
-      <w:t>2025-11-23</w:t>
+      <w:t>2025-11-24</w:t>
       <w:br/>
       <w:br/>
     </w:r>

--- a/tillsyn/A 23096-2025 tillsynsbegäran.docx
+++ b/tillsyn/A 23096-2025 tillsynsbegäran.docx
@@ -339,7 +339,7 @@
     <w:r>
       <w:tab/>
       <w:tab/>
-      <w:t>2025-11-24</w:t>
+      <w:t>2025-11-25</w:t>
       <w:br/>
       <w:br/>
     </w:r>

--- a/tillsyn/A 23096-2025 tillsynsbegäran.docx
+++ b/tillsyn/A 23096-2025 tillsynsbegäran.docx
@@ -339,7 +339,7 @@
     <w:r>
       <w:tab/>
       <w:tab/>
-      <w:t>2025-11-25</w:t>
+      <w:t>2025-11-26</w:t>
       <w:br/>
       <w:br/>
     </w:r>

--- a/tillsyn/A 23096-2025 tillsynsbegäran.docx
+++ b/tillsyn/A 23096-2025 tillsynsbegäran.docx
@@ -339,7 +339,7 @@
     <w:r>
       <w:tab/>
       <w:tab/>
-      <w:t>2025-11-26</w:t>
+      <w:t>2025-11-27</w:t>
       <w:br/>
       <w:br/>
     </w:r>

--- a/tillsyn/A 23096-2025 tillsynsbegäran.docx
+++ b/tillsyn/A 23096-2025 tillsynsbegäran.docx
@@ -339,7 +339,7 @@
     <w:r>
       <w:tab/>
       <w:tab/>
-      <w:t>2025-11-27</w:t>
+      <w:t>2025-11-28</w:t>
       <w:br/>
       <w:br/>
     </w:r>

--- a/tillsyn/A 23096-2025 tillsynsbegäran.docx
+++ b/tillsyn/A 23096-2025 tillsynsbegäran.docx
@@ -339,7 +339,7 @@
     <w:r>
       <w:tab/>
       <w:tab/>
-      <w:t>2025-11-28</w:t>
+      <w:t>2025-11-29</w:t>
       <w:br/>
       <w:br/>
     </w:r>

--- a/tillsyn/A 23096-2025 tillsynsbegäran.docx
+++ b/tillsyn/A 23096-2025 tillsynsbegäran.docx
@@ -339,7 +339,7 @@
     <w:r>
       <w:tab/>
       <w:tab/>
-      <w:t>2025-11-29</w:t>
+      <w:t>2025-11-30</w:t>
       <w:br/>
       <w:br/>
     </w:r>

--- a/tillsyn/A 23096-2025 tillsynsbegäran.docx
+++ b/tillsyn/A 23096-2025 tillsynsbegäran.docx
@@ -339,7 +339,7 @@
     <w:r>
       <w:tab/>
       <w:tab/>
-      <w:t>2025-11-30</w:t>
+      <w:t>2025-12-01</w:t>
       <w:br/>
       <w:br/>
     </w:r>

--- a/tillsyn/A 23096-2025 tillsynsbegäran.docx
+++ b/tillsyn/A 23096-2025 tillsynsbegäran.docx
@@ -339,7 +339,7 @@
     <w:r>
       <w:tab/>
       <w:tab/>
-      <w:t>2025-12-01</w:t>
+      <w:t>2025-12-02</w:t>
       <w:br/>
       <w:br/>
     </w:r>

--- a/tillsyn/A 23096-2025 tillsynsbegäran.docx
+++ b/tillsyn/A 23096-2025 tillsynsbegäran.docx
@@ -339,7 +339,7 @@
     <w:r>
       <w:tab/>
       <w:tab/>
-      <w:t>2025-12-02</w:t>
+      <w:t>2025-12-03</w:t>
       <w:br/>
       <w:br/>
     </w:r>

--- a/tillsyn/A 23096-2025 tillsynsbegäran.docx
+++ b/tillsyn/A 23096-2025 tillsynsbegäran.docx
@@ -339,7 +339,7 @@
     <w:r>
       <w:tab/>
       <w:tab/>
-      <w:t>2025-12-03</w:t>
+      <w:t>2025-12-04</w:t>
       <w:br/>
       <w:br/>
     </w:r>

--- a/tillsyn/A 23096-2025 tillsynsbegäran.docx
+++ b/tillsyn/A 23096-2025 tillsynsbegäran.docx
@@ -339,7 +339,7 @@
     <w:r>
       <w:tab/>
       <w:tab/>
-      <w:t>2025-12-04</w:t>
+      <w:t>2025-12-05</w:t>
       <w:br/>
       <w:br/>
     </w:r>

--- a/tillsyn/A 23096-2025 tillsynsbegäran.docx
+++ b/tillsyn/A 23096-2025 tillsynsbegäran.docx
@@ -339,7 +339,7 @@
     <w:r>
       <w:tab/>
       <w:tab/>
-      <w:t>2025-12-05</w:t>
+      <w:t>2025-12-06</w:t>
       <w:br/>
       <w:br/>
     </w:r>

--- a/tillsyn/A 23096-2025 tillsynsbegäran.docx
+++ b/tillsyn/A 23096-2025 tillsynsbegäran.docx
@@ -339,7 +339,7 @@
     <w:r>
       <w:tab/>
       <w:tab/>
-      <w:t>2025-12-06</w:t>
+      <w:t>2025-12-07</w:t>
       <w:br/>
       <w:br/>
     </w:r>

--- a/tillsyn/A 23096-2025 tillsynsbegäran.docx
+++ b/tillsyn/A 23096-2025 tillsynsbegäran.docx
@@ -339,7 +339,7 @@
     <w:r>
       <w:tab/>
       <w:tab/>
-      <w:t>2025-12-07</w:t>
+      <w:t>2025-12-08</w:t>
       <w:br/>
       <w:br/>
     </w:r>

--- a/tillsyn/A 23096-2025 tillsynsbegäran.docx
+++ b/tillsyn/A 23096-2025 tillsynsbegäran.docx
@@ -339,7 +339,7 @@
     <w:r>
       <w:tab/>
       <w:tab/>
-      <w:t>2025-12-08</w:t>
+      <w:t>2025-12-09</w:t>
       <w:br/>
       <w:br/>
     </w:r>

--- a/tillsyn/A 23096-2025 tillsynsbegäran.docx
+++ b/tillsyn/A 23096-2025 tillsynsbegäran.docx
@@ -339,7 +339,7 @@
     <w:r>
       <w:tab/>
       <w:tab/>
-      <w:t>2025-12-09</w:t>
+      <w:t>2025-12-10</w:t>
       <w:br/>
       <w:br/>
     </w:r>

--- a/tillsyn/A 23096-2025 tillsynsbegäran.docx
+++ b/tillsyn/A 23096-2025 tillsynsbegäran.docx
@@ -339,7 +339,7 @@
     <w:r>
       <w:tab/>
       <w:tab/>
-      <w:t>2025-12-10</w:t>
+      <w:t>2025-12-11</w:t>
       <w:br/>
       <w:br/>
     </w:r>

--- a/tillsyn/A 23096-2025 tillsynsbegäran.docx
+++ b/tillsyn/A 23096-2025 tillsynsbegäran.docx
@@ -339,7 +339,7 @@
     <w:r>
       <w:tab/>
       <w:tab/>
-      <w:t>2025-12-11</w:t>
+      <w:t>2025-12-12</w:t>
       <w:br/>
       <w:br/>
     </w:r>

--- a/tillsyn/A 23096-2025 tillsynsbegäran.docx
+++ b/tillsyn/A 23096-2025 tillsynsbegäran.docx
@@ -339,7 +339,7 @@
     <w:r>
       <w:tab/>
       <w:tab/>
-      <w:t>2025-12-12</w:t>
+      <w:t>2025-12-13</w:t>
       <w:br/>
       <w:br/>
     </w:r>

--- a/tillsyn/A 23096-2025 tillsynsbegäran.docx
+++ b/tillsyn/A 23096-2025 tillsynsbegäran.docx
@@ -339,7 +339,7 @@
     <w:r>
       <w:tab/>
       <w:tab/>
-      <w:t>2025-12-19</w:t>
+      <w:t>2025-12-20</w:t>
       <w:br/>
       <w:br/>
     </w:r>

--- a/tillsyn/A 23096-2025 tillsynsbegäran.docx
+++ b/tillsyn/A 23096-2025 tillsynsbegäran.docx
@@ -339,7 +339,7 @@
     <w:r>
       <w:tab/>
       <w:tab/>
-      <w:t>2025-12-20</w:t>
+      <w:t>2025-12-21</w:t>
       <w:br/>
       <w:br/>
     </w:r>

--- a/tillsyn/A 23096-2025 tillsynsbegäran.docx
+++ b/tillsyn/A 23096-2025 tillsynsbegäran.docx
@@ -339,7 +339,7 @@
     <w:r>
       <w:tab/>
       <w:tab/>
-      <w:t>2025-12-21</w:t>
+      <w:t>2025-12-22</w:t>
       <w:br/>
       <w:br/>
     </w:r>

--- a/tillsyn/A 23096-2025 tillsynsbegäran.docx
+++ b/tillsyn/A 23096-2025 tillsynsbegäran.docx
@@ -339,7 +339,7 @@
     <w:r>
       <w:tab/>
       <w:tab/>
-      <w:t>2025-12-22</w:t>
+      <w:t>2025-12-26</w:t>
       <w:br/>
       <w:br/>
     </w:r>

--- a/tillsyn/A 23096-2025 tillsynsbegäran.docx
+++ b/tillsyn/A 23096-2025 tillsynsbegäran.docx
@@ -339,7 +339,7 @@
     <w:r>
       <w:tab/>
       <w:tab/>
-      <w:t>2026-01-03</w:t>
+      <w:t>2026-01-04</w:t>
       <w:br/>
       <w:br/>
     </w:r>

--- a/tillsyn/A 23096-2025 tillsynsbegäran.docx
+++ b/tillsyn/A 23096-2025 tillsynsbegäran.docx
@@ -339,7 +339,7 @@
     <w:r>
       <w:tab/>
       <w:tab/>
-      <w:t>2026-01-07</w:t>
+      <w:t>2026-01-08</w:t>
       <w:br/>
       <w:br/>
     </w:r>
